--- a/testakten/versausgleich-haerte-bgh-schaefer-nuernberg/11_paragraph_27_rechtsprechungsspiegel.docx
+++ b/testakten/versausgleich-haerte-bgh-schaefer-nuernberg/11_paragraph_27_rechtsprechungsspiegel.docx
@@ -10,7 +10,7 @@
         <w:rPr>
           <w:rFonts w:ascii="Times New Roman" w:hAnsi="Times New Roman"/>
         </w:rPr>
-        <w:t>11 — § 27 VersAusglG — Rechtsprechungsspiegel</w:t>
+        <w:t>11 — Paragraf 27 VersAusglG — Rechtsprechungsspiegel</w:t>
       </w:r>
     </w:p>
     <w:p>
@@ -40,7 +40,7 @@
         <w:rPr>
           <w:b/>
         </w:rPr>
-        <w:t>§ 27 VersAusglG — Beschränkung oder Wegfall</w:t>
+        <w:t>Paragraf 27 VersAusglG — Beschränkung oder Wegfall</w:t>
       </w:r>
     </w:p>
     <w:p>
@@ -129,7 +129,7 @@
                 <w:rFonts w:ascii="Times New Roman" w:hAnsi="Times New Roman"/>
                 <w:sz w:val="20"/>
               </w:rPr>
-              <w:t>Auch nach der VAStrRG-Reform 2009 darf der Versorgungsausgleich nur in atypischen Ausnahmefällen ausgeschlossen werden. Der Maßstab des § 27 VersAusglG entspricht dem alten § 1587c BGB.</w:t>
+              <w:t>Auch nach der VAStrRG-Reform 2009 darf der Versorgungsausgleich nur in atypischen Ausnahmefällen ausgeschlossen werden. Der Maßstab des Paragrafen 27 VersAusglG entspricht dem alten Paragraf 1587c BGB.</w:t>
             </w:r>
           </w:p>
         </w:tc>
@@ -279,7 +279,7 @@
                 <w:rFonts w:ascii="Times New Roman" w:hAnsi="Times New Roman"/>
                 <w:sz w:val="20"/>
               </w:rPr>
-              <w:t>Schenkungen und Erbschaften an einen Ehegatten begründen für sich keinen Grund nach § 27 VersAusglG, weil das Familienvermögensrecht über § 1374 Abs. 2 BGB und die Trennung der Vermögensmassen bereits einen angemessenen Ausgleich vorsieht.</w:t>
+              <w:t>Schenkungen und Erbschaften an einen Ehegatten begründen für sich keinen Grund nach Paragraf 27 VersAusglG, weil das Familienvermögensrecht über Paragraf 1374 Abs. 2 BGB und die Trennung der Vermögensmassen bereits einen angemessenen Ausgleich vorsieht.</w:t>
             </w:r>
           </w:p>
         </w:tc>
@@ -309,7 +309,7 @@
                 <w:rFonts w:ascii="Times New Roman" w:hAnsi="Times New Roman"/>
                 <w:sz w:val="20"/>
               </w:rPr>
-              <w:t xml:space="preserve">Die Berücksichtigung individueller Versorgungsbedarfe (Krankheit, Vorruhestand) erfolgt grundsätzlich nicht im Rahmen des § 27, sondern erst bei der </w:t>
+              <w:t xml:space="preserve">Die Berücksichtigung individueller Versorgungsbedarfe (Krankheit, Vorruhestand) erfolgt grundsätzlich nicht im Rahmen des Paragrafen 27, sondern erst bei der </w:t>
             </w:r>
             <w:r>
               <w:rPr>
@@ -324,7 +324,7 @@
                 <w:rFonts w:ascii="Times New Roman" w:hAnsi="Times New Roman"/>
                 <w:sz w:val="20"/>
               </w:rPr>
-              <w:t xml:space="preserve"> (§ 23 VersAusglG) oder bei der Ergänzung nach §§ 33 ff. VersAusglG.</w:t>
+              <w:t xml:space="preserve"> (Paragraf 23 VersAusglG) oder bei der Ergänzung nach Paragrafen 33 ff. VersAusglG.</w:t>
             </w:r>
           </w:p>
         </w:tc>
@@ -393,7 +393,7 @@
         <w:rPr>
           <w:b/>
         </w:rPr>
-        <w:t>Verkennung des Verhältnisses zwischen § 1374 Abs. 2 BGB und § 27 VersAusglG:</w:t>
+        <w:t>Verkennung des Verhältnisses zwischen Paragraf 1374 Abs. 2 BGB und Paragraf 27 VersAusglG:</w:t>
       </w:r>
       <w:r>
         <w:t xml:space="preserve"> Eine Erbschaft, die im Zugewinn schon nicht als gemeinsam erwirtschaftet behandelt wird, darf den Versorgungsausgleich nicht versperren. Andernfalls würde der Erbe (privilegierter Anfangsvermögen-Posten) gleich doppelt zugunsten des nicht erbenden Ehegatten gewertet.</w:t>
@@ -421,7 +421,7 @@
         <w:rPr>
           <w:b/>
         </w:rPr>
-        <w:t>Beweiswürdigung § 286 ZPO i. V. m. § 113 FamFG:</w:t>
+        <w:t>Beweiswürdigung Paragraf 286 ZPO i. V. m. Paragraf 113 FamFG:</w:t>
       </w:r>
       <w:r>
         <w:t xml:space="preserve"> Die Beweiswürdigung des OLG zur behaupteten „gemeinsamen Vermögensplanung im Hinblick auf das Erbe" verkennt die Chronologie (Testament 2014 — 27 Jahre nach Eheschließung).</w:t>
@@ -435,10 +435,10 @@
         <w:rPr>
           <w:b/>
         </w:rPr>
-        <w:t>Verkennung der notariellen Vereinbarung § 8 (UR-Nr. 1417/2021/W):</w:t>
+        <w:t>Verkennung der notariellen Vereinbarung Paragraf 8 (UR-Nr. 1417/2021/W):</w:t>
       </w:r>
       <w:r>
-        <w:t xml:space="preserve"> Der dort ausdrücklich ausgesparte Versorgungsausgleich wird durch das OLG implizit als „mit der Pauschalsumme abgegolten" gewertet — ohne § 8 der Urkunde überhaupt zu erwähnen.</w:t>
+        <w:t xml:space="preserve"> Der dort ausdrücklich ausgesparte Versorgungsausgleich wird durch das OLG implizit als „mit der Pauschalsumme abgegolten" gewertet — ohne Paragraf 8 der Urkunde überhaupt zu erwähnen.</w:t>
       </w:r>
     </w:p>
     <w:p>
